--- a/MARKETING_PLAN.docx
+++ b/MARKETING_PLAN.docx
@@ -84,40 +84,75 @@
       <w:pPr>
         <w:pStyle w:val="ListBullet"/>
       </w:pPr>
+      <w:r/>
       <w:r>
-        <w:t>**Click-Based Segmentation:** We will include distinct links in the first two emails (e.g., "Read our Homeowner's Guide" vs. "Read our Commercial Property Guide"). Sender.net will automatically tag users based on which link they click.</w:t>
+        <w:rPr>
+          <w:b/>
+        </w:rPr>
+        <w:t>Click-Based Segmentation:</w:t>
+      </w:r>
+      <w:r>
+        <w:t xml:space="preserve"> We will include distinct links in the first two emails (e.g., "Read our Homeowner's Guide" vs. "Read our Commercial Property Guide"). Sender.net will automatically tag users based on which link they click.</w:t>
       </w:r>
     </w:p>
     <w:p>
       <w:pPr>
         <w:pStyle w:val="ListBullet"/>
       </w:pPr>
+      <w:r/>
       <w:r>
-        <w:t>**The 3 Buckets:** By Month 2, the list will be divided into:</w:t>
+        <w:rPr>
+          <w:b/>
+        </w:rPr>
+        <w:t>The 3 Buckets:</w:t>
+      </w:r>
+      <w:r>
+        <w:t xml:space="preserve"> By Month 2, the list will be divided into:</w:t>
       </w:r>
     </w:p>
     <w:p>
       <w:pPr>
         <w:pStyle w:val="ListNumber"/>
       </w:pPr>
+      <w:r/>
       <w:r>
-        <w:t>**Residential (Homeowners):** Interested in windows, gutters, house washing, interior cleaning.</w:t>
+        <w:rPr>
+          <w:b/>
+        </w:rPr>
+        <w:t>Residential (Homeowners):</w:t>
+      </w:r>
+      <w:r>
+        <w:t xml:space="preserve"> Interested in windows, gutters, house washing, interior cleaning.</w:t>
       </w:r>
     </w:p>
     <w:p>
       <w:pPr>
         <w:pStyle w:val="ListNumber"/>
       </w:pPr>
+      <w:r/>
       <w:r>
-        <w:t>**Commercial (B2B):** Interested in office cleaning, janitorial, commercial exterior maintenance.</w:t>
+        <w:rPr>
+          <w:b/>
+        </w:rPr>
+        <w:t>Commercial (B2B):</w:t>
+      </w:r>
+      <w:r>
+        <w:t xml:space="preserve"> Interested in office cleaning, janitorial, commercial exterior maintenance.</w:t>
       </w:r>
     </w:p>
     <w:p>
       <w:pPr>
         <w:pStyle w:val="ListNumber"/>
       </w:pPr>
+      <w:r/>
       <w:r>
-        <w:t>**Unengaged:** Have not opened or clicked. (Will receive a re-engagement campaign in Month 4).</w:t>
+        <w:rPr>
+          <w:b/>
+        </w:rPr>
+        <w:t>Unengaged:</w:t>
+      </w:r>
+      <w:r>
+        <w:t xml:space="preserve"> Have not opened or clicked. (Will receive a re-engagement campaign in Month 4).</w:t>
       </w:r>
     </w:p>
     <w:p>
@@ -154,16 +189,30 @@
       <w:pPr>
         <w:pStyle w:val="ListBullet"/>
       </w:pPr>
+      <w:r/>
       <w:r>
-        <w:t>**Email 1 (Value):** 80% educational/helpful, 20% soft pitch (e.g., "Reply to this email to book a quick call").</w:t>
+        <w:rPr>
+          <w:b/>
+        </w:rPr>
+        <w:t>Email 1 (Value):</w:t>
+      </w:r>
+      <w:r>
+        <w:t xml:space="preserve"> 80% educational/helpful, 20% soft pitch (e.g., "Reply to this email to book a quick call").</w:t>
       </w:r>
     </w:p>
     <w:p>
       <w:pPr>
         <w:pStyle w:val="ListBullet"/>
       </w:pPr>
+      <w:r/>
       <w:r>
-        <w:t>**Email 2 (Offer):** 20% context, 80% hard pitch (e.g., "Claim your $50 off Spring Bundle - Click here to book your slot").</w:t>
+        <w:rPr>
+          <w:b/>
+        </w:rPr>
+        <w:t>Email 2 (Offer):</w:t>
+      </w:r>
+      <w:r>
+        <w:t xml:space="preserve"> 20% context, 80% hard pitch (e.g., "Claim your $50 off Spring Bundle - Click here to book your slot").</w:t>
       </w:r>
     </w:p>
     <w:p>
@@ -192,24 +241,45 @@
       <w:pPr>
         <w:pStyle w:val="ListBullet"/>
       </w:pPr>
+      <w:r/>
       <w:r>
-        <w:t>**Focus:** Re-warming the cold list, segmenting residential vs. commercial, and capturing early-season demand.</w:t>
+        <w:rPr>
+          <w:b/>
+        </w:rPr>
+        <w:t>Focus:</w:t>
+      </w:r>
+      <w:r>
+        <w:t xml:space="preserve"> Re-warming the cold list, segmenting residential vs. commercial, and capturing early-season demand.</w:t>
       </w:r>
     </w:p>
     <w:p>
       <w:pPr>
         <w:pStyle w:val="ListBullet"/>
       </w:pPr>
+      <w:r/>
       <w:r>
-        <w:t>**Email 1 (Value/Segmentation):** "The Ultimate Edmonton Property Spring Checklist." Contains two distinct links to segment the audience.</w:t>
+        <w:rPr>
+          <w:b/>
+        </w:rPr>
+        <w:t>Email 1 (Value/Segmentation):</w:t>
+      </w:r>
+      <w:r>
+        <w:t xml:space="preserve"> "The Ultimate Edmonton Property Spring Checklist." Contains two distinct links to segment the audience.</w:t>
       </w:r>
     </w:p>
     <w:p>
       <w:pPr>
         <w:pStyle w:val="ListBullet"/>
       </w:pPr>
+      <w:r/>
       <w:r>
-        <w:t>**Email 2 (Offer):** "The Spring Curb Appeal Bundle." Discount on combined window and gutter cleaning.</w:t>
+        <w:rPr>
+          <w:b/>
+        </w:rPr>
+        <w:t>Email 2 (Offer):</w:t>
+      </w:r>
+      <w:r>
+        <w:t xml:space="preserve"> "The Spring Curb Appeal Bundle." Discount on combined window and gutter cleaning.</w:t>
       </w:r>
     </w:p>
     <w:p>
@@ -227,24 +297,45 @@
       <w:pPr>
         <w:pStyle w:val="ListBullet"/>
       </w:pPr>
+      <w:r/>
       <w:r>
-        <w:t>**Focus:** Highlighting exterior services (pressure washing, roof cleaning) before the peak heat.</w:t>
+        <w:rPr>
+          <w:b/>
+        </w:rPr>
+        <w:t>Focus:</w:t>
+      </w:r>
+      <w:r>
+        <w:t xml:space="preserve"> Highlighting exterior services (pressure washing, roof cleaning) before the peak heat.</w:t>
       </w:r>
     </w:p>
     <w:p>
       <w:pPr>
         <w:pStyle w:val="ListBullet"/>
       </w:pPr>
+      <w:r/>
       <w:r>
-        <w:t>**Email 3 (Value):** "How Grime is Damaging Your Siding (And How to Stop It)."</w:t>
+        <w:rPr>
+          <w:b/>
+        </w:rPr>
+        <w:t>Email 3 (Value):</w:t>
+      </w:r>
+      <w:r>
+        <w:t xml:space="preserve"> "How Grime is Damaging Your Siding (And How to Stop It)."</w:t>
       </w:r>
     </w:p>
     <w:p>
       <w:pPr>
         <w:pStyle w:val="ListBullet"/>
       </w:pPr>
+      <w:r/>
       <w:r>
-        <w:t>**Email 4 (Offer):** "Flash Sale: 15% off all Pressure Washing services booked this week."</w:t>
+        <w:rPr>
+          <w:b/>
+        </w:rPr>
+        <w:t>Email 4 (Offer):</w:t>
+      </w:r>
+      <w:r>
+        <w:t xml:space="preserve"> "Flash Sale: 15% off all Pressure Washing services booked this week."</w:t>
       </w:r>
     </w:p>
     <w:p>
@@ -262,24 +353,45 @@
       <w:pPr>
         <w:pStyle w:val="ListBullet"/>
       </w:pPr>
+      <w:r/>
       <w:r>
-        <w:t>**Focus:** Leveraging existing happy customers to acquire new ones.</w:t>
+        <w:rPr>
+          <w:b/>
+        </w:rPr>
+        <w:t>Focus:</w:t>
+      </w:r>
+      <w:r>
+        <w:t xml:space="preserve"> Leveraging existing happy customers to acquire new ones.</w:t>
       </w:r>
     </w:p>
     <w:p>
       <w:pPr>
         <w:pStyle w:val="ListBullet"/>
       </w:pPr>
+      <w:r/>
       <w:r>
-        <w:t>**Email 5 (Value):** "Behind the Scenes: How we get windows streak-free." (Builds authority and trust).</w:t>
+        <w:rPr>
+          <w:b/>
+        </w:rPr>
+        <w:t>Email 5 (Value):</w:t>
+      </w:r>
+      <w:r>
+        <w:t xml:space="preserve"> "Behind the Scenes: How we get windows streak-free." (Builds authority and trust).</w:t>
       </w:r>
     </w:p>
     <w:p>
       <w:pPr>
         <w:pStyle w:val="ListBullet"/>
       </w:pPr>
+      <w:r/>
       <w:r>
-        <w:t>**Email 6 (Offer):** "The All Clean Referral Program." Give $50, Get $50. Incentivizes the 1,000 list to bring in warm leads.</w:t>
+        <w:rPr>
+          <w:b/>
+        </w:rPr>
+        <w:t>Email 6 (Offer):</w:t>
+      </w:r>
+      <w:r>
+        <w:t xml:space="preserve"> "The All Clean Referral Program." Give $50, Get $50. Incentivizes the 1,000 list to bring in warm leads.</w:t>
       </w:r>
     </w:p>
     <w:p>
@@ -297,24 +409,45 @@
       <w:pPr>
         <w:pStyle w:val="ListBullet"/>
       </w:pPr>
+      <w:r/>
       <w:r>
-        <w:t>**Focus:** Shifting focus slightly to interior cleaning as kids go back to school and businesses prep for Q4.</w:t>
+        <w:rPr>
+          <w:b/>
+        </w:rPr>
+        <w:t>Focus:</w:t>
+      </w:r>
+      <w:r>
+        <w:t xml:space="preserve"> Shifting focus slightly to interior cleaning as kids go back to school and businesses prep for Q4.</w:t>
       </w:r>
     </w:p>
     <w:p>
       <w:pPr>
         <w:pStyle w:val="ListBullet"/>
       </w:pPr>
+      <w:r/>
       <w:r>
-        <w:t>**Email 7 (Value):** "The ROI of a Clean Workspace" (Commercial) / "Reclaiming Your Weekends" (Residential).</w:t>
+        <w:rPr>
+          <w:b/>
+        </w:rPr>
+        <w:t>Email 7 (Value):</w:t>
+      </w:r>
+      <w:r>
+        <w:t xml:space="preserve"> "The ROI of a Clean Workspace" (Commercial) / "Reclaiming Your Weekends" (Residential).</w:t>
       </w:r>
     </w:p>
     <w:p>
       <w:pPr>
         <w:pStyle w:val="ListBullet"/>
       </w:pPr>
+      <w:r/>
       <w:r>
-        <w:t>**Email 8 (Offer):** "Deep Clean Special." Focus on interior services.</w:t>
+        <w:rPr>
+          <w:b/>
+        </w:rPr>
+        <w:t>Email 8 (Offer):</w:t>
+      </w:r>
+      <w:r>
+        <w:t xml:space="preserve"> "Deep Clean Special." Focus on interior services.</w:t>
       </w:r>
     </w:p>
     <w:p>
@@ -332,24 +465,45 @@
       <w:pPr>
         <w:pStyle w:val="ListBullet"/>
       </w:pPr>
+      <w:r/>
       <w:r>
-        <w:t>**Focus:** Capturing the massive fall demand for gutter cleaning and exterior winter prep.</w:t>
+        <w:rPr>
+          <w:b/>
+        </w:rPr>
+        <w:t>Focus:</w:t>
+      </w:r>
+      <w:r>
+        <w:t xml:space="preserve"> Capturing the massive fall demand for gutter cleaning and exterior winter prep.</w:t>
       </w:r>
     </w:p>
     <w:p>
       <w:pPr>
         <w:pStyle w:val="ListBullet"/>
       </w:pPr>
+      <w:r/>
       <w:r>
-        <w:t>**Email 9 (Value):** "Why Edmonton Winters Destroy Clogged Gutters."</w:t>
+        <w:rPr>
+          <w:b/>
+        </w:rPr>
+        <w:t>Email 9 (Value):</w:t>
+      </w:r>
+      <w:r>
+        <w:t xml:space="preserve"> "Why Edmonton Winters Destroy Clogged Gutters."</w:t>
       </w:r>
     </w:p>
     <w:p>
       <w:pPr>
         <w:pStyle w:val="ListBullet"/>
       </w:pPr>
+      <w:r/>
       <w:r>
-        <w:t>**Email 10 (Offer):** "Early Bird Fall Gutter Cleaning." Book now before the freeze.</w:t>
+        <w:rPr>
+          <w:b/>
+        </w:rPr>
+        <w:t>Email 10 (Offer):</w:t>
+      </w:r>
+      <w:r>
+        <w:t xml:space="preserve"> "Early Bird Fall Gutter Cleaning." Book now before the freeze.</w:t>
       </w:r>
     </w:p>
     <w:p>
@@ -367,24 +521,45 @@
       <w:pPr>
         <w:pStyle w:val="ListBullet"/>
       </w:pPr>
+      <w:r/>
       <w:r>
-        <w:t>**Focus:** Securing recurring revenue for the winter months and next year.</w:t>
+        <w:rPr>
+          <w:b/>
+        </w:rPr>
+        <w:t>Focus:</w:t>
+      </w:r>
+      <w:r>
+        <w:t xml:space="preserve"> Securing recurring revenue for the winter months and next year.</w:t>
       </w:r>
     </w:p>
     <w:p>
       <w:pPr>
         <w:pStyle w:val="ListBullet"/>
       </w:pPr>
+      <w:r/>
       <w:r>
-        <w:t>**Email 11 (Value):** "Your Property Winterization Checklist."</w:t>
+        <w:rPr>
+          <w:b/>
+        </w:rPr>
+        <w:t>Email 11 (Value):</w:t>
+      </w:r>
+      <w:r>
+        <w:t xml:space="preserve"> "Your Property Winterization Checklist."</w:t>
       </w:r>
     </w:p>
     <w:p>
       <w:pPr>
         <w:pStyle w:val="ListBullet"/>
       </w:pPr>
+      <w:r/>
       <w:r>
-        <w:t>**Email 12 (Offer):** "Lock in 2024 Pricing for Next Year" or "Winter Commercial Cleaning Contracts."</w:t>
+        <w:rPr>
+          <w:b/>
+        </w:rPr>
+        <w:t>Email 12 (Offer):</w:t>
+      </w:r>
+      <w:r>
+        <w:t xml:space="preserve"> "Lock in 2024 Pricing for Next Year" or "Winter Commercial Cleaning Contracts."</w:t>
       </w:r>
     </w:p>
     <w:p>
@@ -407,24 +582,45 @@
       <w:pPr>
         <w:pStyle w:val="ListNumber"/>
       </w:pPr>
+      <w:r/>
       <w:r>
-        <w:t>**Templates:** We will design 2 master templates in Sender.net (1 for Value Newsletters, 1 for Direct Offers).</w:t>
+        <w:rPr>
+          <w:b/>
+        </w:rPr>
+        <w:t>Templates:</w:t>
+      </w:r>
+      <w:r>
+        <w:t xml:space="preserve"> We will design 2 master templates in Sender.net (1 for Value Newsletters, 1 for Direct Offers).</w:t>
       </w:r>
     </w:p>
     <w:p>
       <w:pPr>
         <w:pStyle w:val="ListNumber"/>
       </w:pPr>
+      <w:r/>
       <w:r>
-        <w:t>**Automation:** The Month 1 segmentation will be set up as an automation rule in Sender.net (Trigger: Click link A -&gt; Action: Add tag 'Residential').</w:t>
+        <w:rPr>
+          <w:b/>
+        </w:rPr>
+        <w:t>Automation:</w:t>
+      </w:r>
+      <w:r>
+        <w:t xml:space="preserve"> The Month 1 segmentation will be set up as an automation rule in Sender.net (Trigger: Click link A -&gt; Action: Add tag 'Residential').</w:t>
       </w:r>
     </w:p>
     <w:p>
       <w:pPr>
         <w:pStyle w:val="ListNumber"/>
       </w:pPr>
+      <w:r/>
       <w:r>
-        <w:t>**Scheduling:** All 12 emails will be pre-loaded and scheduled in Sender.net. The operator only needs to monitor replies and book the calls.</w:t>
+        <w:rPr>
+          <w:b/>
+        </w:rPr>
+        <w:t>Scheduling:</w:t>
+      </w:r>
+      <w:r>
+        <w:t xml:space="preserve"> All 12 emails will be pre-loaded and scheduled in Sender.net. The operator only needs to monitor replies and book the calls.</w:t>
       </w:r>
     </w:p>
     <w:p>
@@ -447,32 +643,60 @@
       <w:pPr>
         <w:pStyle w:val="ListBullet"/>
       </w:pPr>
+      <w:r/>
       <w:r>
-        <w:t>**Open Rate:** Target 25%+ (Indicates subject lines are working and list is clean).</w:t>
+        <w:rPr>
+          <w:b/>
+        </w:rPr>
+        <w:t>Open Rate:</w:t>
+      </w:r>
+      <w:r>
+        <w:t xml:space="preserve"> Target 25%+ (Indicates subject lines are working and list is clean).</w:t>
       </w:r>
     </w:p>
     <w:p>
       <w:pPr>
         <w:pStyle w:val="ListBullet"/>
       </w:pPr>
+      <w:r/>
       <w:r>
-        <w:t>**Click-Through Rate (CTR):** Target 3-5% (Indicates the offers and value are resonating).</w:t>
+        <w:rPr>
+          <w:b/>
+        </w:rPr>
+        <w:t>Click-Through Rate (CTR):</w:t>
+      </w:r>
+      <w:r>
+        <w:t xml:space="preserve"> Target 3-5% (Indicates the offers and value are resonating).</w:t>
       </w:r>
     </w:p>
     <w:p>
       <w:pPr>
         <w:pStyle w:val="ListBullet"/>
       </w:pPr>
+      <w:r/>
       <w:r>
-        <w:t>**Call Booking Rate:** Target 1-2% of total list per month (10-20 calls booked per month from email alone).</w:t>
+        <w:rPr>
+          <w:b/>
+        </w:rPr>
+        <w:t>Call Booking Rate:</w:t>
+      </w:r>
+      <w:r>
+        <w:t xml:space="preserve"> Target 1-2% of total list per month (10-20 calls booked per month from email alone).</w:t>
       </w:r>
     </w:p>
     <w:p>
       <w:pPr>
         <w:pStyle w:val="ListBullet"/>
       </w:pPr>
+      <w:r/>
       <w:r>
-        <w:t>**Revenue per Email:** Tracked by asking "How did you hear about us?" on the booking call.</w:t>
+        <w:rPr>
+          <w:b/>
+        </w:rPr>
+        <w:t>Revenue per Email:</w:t>
+      </w:r>
+      <w:r>
+        <w:t xml:space="preserve"> Tracked by asking "How did you hear about us?" on the booking call.</w:t>
       </w:r>
     </w:p>
     <w:sectPr>

--- a/MARKETING_PLAN.docx
+++ b/MARKETING_PLAN.docx
@@ -5,6 +5,30 @@
     <w:p>
       <w:pPr>
         <w:pStyle w:val="Title"/>
+      </w:pPr>
+      <w:r>
+        <w:rPr>
+          <w:color w:val="1F4E78"/>
+        </w:rPr>
+        <w:t>Marketing Plan</w:t>
+      </w:r>
+    </w:p>
+    <w:p>
+      <w:pPr>
+        <w:jc w:val="center"/>
+      </w:pPr>
+      <w:r>
+        <w:rPr>
+          <w:i/>
+          <w:sz w:val="20"/>
+        </w:rPr>
+        <w:t>Author: All Clean Property Services  |  April 24, 2026</w:t>
+      </w:r>
+    </w:p>
+    <w:p/>
+    <w:p>
+      <w:pPr>
+        <w:pStyle w:val="Heading1"/>
       </w:pPr>
       <w:r>
         <w:rPr>

--- a/MARKETING_PLAN.docx
+++ b/MARKETING_PLAN.docx
@@ -5,30 +5,6 @@
     <w:p>
       <w:pPr>
         <w:pStyle w:val="Title"/>
-      </w:pPr>
-      <w:r>
-        <w:rPr>
-          <w:color w:val="1F4E78"/>
-        </w:rPr>
-        <w:t>Marketing Plan</w:t>
-      </w:r>
-    </w:p>
-    <w:p>
-      <w:pPr>
-        <w:jc w:val="center"/>
-      </w:pPr>
-      <w:r>
-        <w:rPr>
-          <w:i/>
-          <w:sz w:val="20"/>
-        </w:rPr>
-        <w:t>Author: All Clean Property Services  |  April 24, 2026</w:t>
-      </w:r>
-    </w:p>
-    <w:p/>
-    <w:p>
-      <w:pPr>
-        <w:pStyle w:val="Heading1"/>
       </w:pPr>
       <w:r>
         <w:rPr>
